--- a/DRAFT/IDEAS.docx
+++ b/DRAFT/IDEAS.docx
@@ -328,467 +328,253 @@
         <w:t xml:space="preserve"> -&gt;</w:t>
       </w:r>
       <w:r>
+        <w:rPr>
+          <w:lang w:val="en-US"/>
+        </w:rPr>
+        <w:t xml:space="preserve"> FreiHAND</w:t>
+      </w:r>
+      <w:r>
+        <w:rPr>
+          <w:lang w:val="en-US"/>
+        </w:rPr>
+        <w:t xml:space="preserve"> + MVNet</w:t>
+      </w:r>
+    </w:p>
+    <w:p>
+      <w:pPr>
+        <w:rPr>
+          <w:lang w:val="en-US"/>
+        </w:rPr>
+      </w:pPr>
+    </w:p>
+    <w:p>
+      <w:pPr>
+        <w:rPr>
+          <w:lang w:val="en-US"/>
+        </w:rPr>
+      </w:pPr>
+      <w:r>
+        <w:rPr>
+          <w:lang w:val="en-US"/>
+        </w:rPr>
+        <w:t>2201.02610v1.pdf</w:t>
+      </w:r>
+      <w:r>
+        <w:rPr>
+          <w:lang w:val="en-US"/>
+        </w:rPr>
+        <w:t xml:space="preserve"> -&gt; MANO</w:t>
+      </w:r>
+    </w:p>
+    <w:p>
+      <w:pPr>
+        <w:pBdr>
+          <w:bottom w:val="dotted" w:sz="24" w:space="1" w:color="auto"/>
+        </w:pBdr>
+        <w:rPr>
+          <w:lang w:val="en-US"/>
+        </w:rPr>
+      </w:pPr>
+    </w:p>
+    <w:p>
+      <w:pPr>
+        <w:rPr>
+          <w:lang w:val="en-US"/>
+        </w:rPr>
+      </w:pPr>
+    </w:p>
+    <w:p>
+      <w:r>
+        <w:t xml:space="preserve">Έχω μία βάση με την βοήθεια του </w:t>
+      </w:r>
+      <w:r>
+        <w:rPr>
+          <w:lang w:val="en-US"/>
+        </w:rPr>
+        <w:t>Google</w:t>
+      </w:r>
+      <w:r>
         <w:t xml:space="preserve"> </w:t>
       </w:r>
       <w:r>
-        <w:t>FreiHAND</w:t>
+        <w:rPr>
+          <w:lang w:val="en-US"/>
+        </w:rPr>
+        <w:t>mediapipe</w:t>
+      </w:r>
+      <w:r>
+        <w:t xml:space="preserve">. </w:t>
+      </w:r>
+      <w:r>
+        <w:t xml:space="preserve">Συγκεκριμένα, μπορώ να κάνω </w:t>
+      </w:r>
+      <w:r>
+        <w:rPr>
+          <w:lang w:val="en-US"/>
+        </w:rPr>
+        <w:t>track</w:t>
+      </w:r>
+      <w:r>
+        <w:t xml:space="preserve"> </w:t>
+      </w:r>
+      <w:r>
+        <w:t xml:space="preserve">τα χέρια μου μέσω της </w:t>
+      </w:r>
+      <w:r>
+        <w:rPr>
+          <w:lang w:val="en-US"/>
+        </w:rPr>
+        <w:t>webcam</w:t>
+      </w:r>
+      <w:r>
+        <w:t xml:space="preserve"> (21 σημεία)</w:t>
+      </w:r>
+      <w:r>
+        <w:t>.</w:t>
+      </w:r>
+    </w:p>
+    <w:p/>
+    <w:p>
+      <w:r>
+        <w:t xml:space="preserve">Τώρα, θα πρέπει τώρα να προσαρμόσω τα σημεία αυτά σε ένα πραγματικό </w:t>
+      </w:r>
+      <w:r>
+        <w:t>3</w:t>
+      </w:r>
+      <w:r>
+        <w:rPr>
+          <w:lang w:val="en-US"/>
+        </w:rPr>
+        <w:t>D</w:t>
+      </w:r>
+      <w:r>
+        <w:t xml:space="preserve"> </w:t>
+      </w:r>
+      <w:r>
+        <w:t xml:space="preserve">μοντέλο… </w:t>
+      </w:r>
+      <w:r>
+        <w:rPr>
+          <w:lang w:val="en-US"/>
+        </w:rPr>
+        <w:t>MANO</w:t>
+      </w:r>
+      <w:r>
+        <w:t>;</w:t>
       </w:r>
     </w:p>
     <w:p>
       <w:pPr>
-        <w:rPr>
-          <w:lang w:val="en-US"/>
-        </w:rPr>
+        <w:pBdr>
+          <w:bottom w:val="dotted" w:sz="24" w:space="1" w:color="auto"/>
+        </w:pBdr>
       </w:pPr>
     </w:p>
+    <w:p/>
     <w:p>
       <w:pPr>
         <w:rPr>
-          <w:lang w:val="en-US"/>
+          <w:b/>
+          <w:bCs/>
         </w:rPr>
       </w:pPr>
-    </w:p>
-    <w:p>
-      <w:pPr>
-        <w:rPr>
-          <w:lang w:val="en-US"/>
-        </w:rPr>
-      </w:pPr>
-    </w:p>
-    <w:p>
-      <w:pPr>
-        <w:rPr>
-          <w:lang w:val="en-US"/>
-        </w:rPr>
-      </w:pPr>
-    </w:p>
-    <w:p>
-      <w:pPr>
-        <w:rPr>
-          <w:lang w:val="en-US"/>
-        </w:rPr>
-      </w:pPr>
-    </w:p>
-    <w:p>
-      <w:pPr>
-        <w:rPr>
-          <w:lang w:val="en-US"/>
-        </w:rPr>
-      </w:pPr>
-    </w:p>
-    <w:p>
-      <w:pPr>
-        <w:rPr>
-          <w:lang w:val="en-US"/>
-        </w:rPr>
-      </w:pPr>
-    </w:p>
-    <w:p>
-      <w:pPr>
-        <w:rPr>
-          <w:lang w:val="en-US"/>
-        </w:rPr>
-      </w:pPr>
-    </w:p>
-    <w:p>
-      <w:pPr>
-        <w:rPr>
-          <w:lang w:val="en-US"/>
-        </w:rPr>
-      </w:pPr>
-    </w:p>
-    <w:p>
-      <w:pPr>
-        <w:rPr>
-          <w:lang w:val="en-US"/>
-        </w:rPr>
-      </w:pPr>
-    </w:p>
-    <w:p>
-      <w:pPr>
-        <w:rPr>
-          <w:lang w:val="en-US"/>
-        </w:rPr>
-      </w:pPr>
-    </w:p>
-    <w:p>
-      <w:pPr>
-        <w:rPr>
-          <w:lang w:val="en-US"/>
-        </w:rPr>
-      </w:pPr>
-    </w:p>
-    <w:p>
-      <w:pPr>
-        <w:rPr>
-          <w:lang w:val="en-US"/>
-        </w:rPr>
-      </w:pPr>
-    </w:p>
-    <w:p>
-      <w:pPr>
-        <w:rPr>
-          <w:lang w:val="en-US"/>
-        </w:rPr>
-      </w:pPr>
-    </w:p>
-    <w:p>
-      <w:pPr>
-        <w:rPr>
-          <w:lang w:val="en-US"/>
-        </w:rPr>
-      </w:pPr>
-    </w:p>
-    <w:p>
-      <w:pPr>
-        <w:rPr>
-          <w:lang w:val="en-US"/>
-        </w:rPr>
-      </w:pPr>
-    </w:p>
-    <w:p>
-      <w:pPr>
-        <w:rPr>
-          <w:lang w:val="en-US"/>
-        </w:rPr>
-      </w:pPr>
-    </w:p>
-    <w:p>
-      <w:pPr>
-        <w:rPr>
-          <w:lang w:val="en-US"/>
-        </w:rPr>
-      </w:pPr>
-    </w:p>
-    <w:p>
-      <w:pPr>
-        <w:rPr>
-          <w:lang w:val="en-US"/>
-        </w:rPr>
-      </w:pPr>
-    </w:p>
-    <w:p>
-      <w:pPr>
-        <w:rPr>
-          <w:lang w:val="en-US"/>
-        </w:rPr>
-      </w:pPr>
-    </w:p>
-    <w:p>
-      <w:pPr>
-        <w:rPr>
-          <w:lang w:val="en-US"/>
-        </w:rPr>
-      </w:pPr>
-    </w:p>
-    <w:p>
-      <w:pPr>
-        <w:rPr>
-          <w:lang w:val="en-US"/>
-        </w:rPr>
-      </w:pPr>
-    </w:p>
-    <w:p>
-      <w:pPr>
-        <w:rPr>
-          <w:lang w:val="en-US"/>
-        </w:rPr>
-      </w:pPr>
-    </w:p>
-    <w:p>
-      <w:pPr>
-        <w:rPr>
-          <w:lang w:val="en-US"/>
-        </w:rPr>
-      </w:pPr>
-    </w:p>
-    <w:p>
-      <w:pPr>
-        <w:rPr>
-          <w:lang w:val="en-US"/>
-        </w:rPr>
-      </w:pPr>
-    </w:p>
-    <w:p>
-      <w:pPr>
-        <w:rPr>
-          <w:lang w:val="en-US"/>
-        </w:rPr>
-      </w:pPr>
-    </w:p>
-    <w:p>
-      <w:pPr>
-        <w:rPr>
-          <w:lang w:val="en-US"/>
-        </w:rPr>
-      </w:pPr>
-    </w:p>
-    <w:p>
-      <w:pPr>
-        <w:rPr>
-          <w:lang w:val="en-US"/>
-        </w:rPr>
-      </w:pPr>
-    </w:p>
-    <w:p>
-      <w:pPr>
-        <w:rPr>
-          <w:lang w:val="en-US"/>
-        </w:rPr>
-      </w:pPr>
-    </w:p>
-    <w:p>
-      <w:pPr>
-        <w:rPr>
-          <w:lang w:val="en-US"/>
-        </w:rPr>
-      </w:pPr>
-    </w:p>
-    <w:p>
-      <w:pPr>
-        <w:rPr>
-          <w:lang w:val="en-US"/>
-        </w:rPr>
-      </w:pPr>
-    </w:p>
-    <w:p>
-      <w:pPr>
-        <w:rPr>
-          <w:lang w:val="en-US"/>
-        </w:rPr>
-      </w:pPr>
-    </w:p>
-    <w:p>
-      <w:pPr>
-        <w:rPr>
-          <w:lang w:val="en-US"/>
-        </w:rPr>
-      </w:pPr>
-    </w:p>
-    <w:p>
-      <w:pPr>
-        <w:rPr>
-          <w:lang w:val="en-US"/>
-        </w:rPr>
-      </w:pPr>
-    </w:p>
-    <w:p>
-      <w:pPr>
-        <w:rPr>
-          <w:lang w:val="en-US"/>
-        </w:rPr>
-      </w:pPr>
-    </w:p>
-    <w:p>
-      <w:pPr>
-        <w:rPr>
-          <w:lang w:val="en-US"/>
-        </w:rPr>
-      </w:pPr>
-    </w:p>
-    <w:p>
-      <w:pPr>
-        <w:rPr>
-          <w:lang w:val="en-US"/>
-        </w:rPr>
-      </w:pPr>
-    </w:p>
-    <w:p>
-      <w:pPr>
-        <w:rPr>
-          <w:lang w:val="en-US"/>
-        </w:rPr>
-      </w:pPr>
-    </w:p>
-    <w:p>
-      <w:pPr>
-        <w:rPr>
-          <w:lang w:val="en-US"/>
-        </w:rPr>
-      </w:pPr>
-    </w:p>
-    <w:p>
-      <w:pPr>
-        <w:rPr>
-          <w:lang w:val="en-US"/>
-        </w:rPr>
-      </w:pPr>
-    </w:p>
-    <w:p>
-      <w:pPr>
-        <w:rPr>
-          <w:lang w:val="en-US"/>
-        </w:rPr>
-      </w:pPr>
-    </w:p>
-    <w:p>
-      <w:pPr>
-        <w:rPr>
-          <w:lang w:val="en-US"/>
-        </w:rPr>
-      </w:pPr>
-    </w:p>
-    <w:p>
-      <w:pPr>
-        <w:rPr>
-          <w:lang w:val="en-US"/>
-        </w:rPr>
-      </w:pPr>
-    </w:p>
-    <w:p>
-      <w:pPr>
-        <w:rPr>
-          <w:lang w:val="en-US"/>
-        </w:rPr>
-      </w:pPr>
-    </w:p>
-    <w:p>
-      <w:pPr>
-        <w:rPr>
-          <w:lang w:val="en-US"/>
-        </w:rPr>
-      </w:pPr>
-    </w:p>
-    <w:p>
-      <w:pPr>
-        <w:rPr>
-          <w:lang w:val="en-US"/>
-        </w:rPr>
-      </w:pPr>
-    </w:p>
-    <w:p>
-      <w:pPr>
-        <w:rPr>
-          <w:lang w:val="en-US"/>
-        </w:rPr>
-      </w:pPr>
-    </w:p>
-    <w:p>
-      <w:pPr>
-        <w:rPr>
-          <w:lang w:val="en-US"/>
-        </w:rPr>
-      </w:pPr>
-    </w:p>
-    <w:p>
-      <w:pPr>
-        <w:rPr>
-          <w:lang w:val="en-US"/>
-        </w:rPr>
-      </w:pPr>
-    </w:p>
-    <w:p>
-      <w:pPr>
-        <w:rPr>
-          <w:lang w:val="en-US"/>
-        </w:rPr>
-      </w:pPr>
-    </w:p>
-    <w:p>
-      <w:pPr>
-        <w:rPr>
-          <w:lang w:val="en-US"/>
-        </w:rPr>
-      </w:pPr>
-    </w:p>
-    <w:p>
-      <w:pPr>
-        <w:rPr>
-          <w:lang w:val="en-US"/>
-        </w:rPr>
-      </w:pPr>
-    </w:p>
-    <w:p>
-      <w:pPr>
-        <w:rPr>
-          <w:lang w:val="en-US"/>
-        </w:rPr>
-      </w:pPr>
-    </w:p>
-    <w:p>
-      <w:pPr>
-        <w:rPr>
-          <w:lang w:val="en-US"/>
-        </w:rPr>
-      </w:pPr>
-    </w:p>
-    <w:p>
-      <w:pPr>
-        <w:rPr>
-          <w:lang w:val="en-US"/>
-        </w:rPr>
-      </w:pPr>
-    </w:p>
-    <w:p>
-      <w:pPr>
-        <w:rPr>
-          <w:lang w:val="en-US"/>
-        </w:rPr>
-      </w:pPr>
-    </w:p>
-    <w:p>
-      <w:pPr>
-        <w:rPr>
-          <w:lang w:val="en-US"/>
-        </w:rPr>
-      </w:pPr>
-    </w:p>
-    <w:p>
-      <w:pPr>
-        <w:rPr>
-          <w:lang w:val="en-US"/>
-        </w:rPr>
-      </w:pPr>
-    </w:p>
-    <w:p>
-      <w:pPr>
-        <w:rPr>
-          <w:lang w:val="en-US"/>
-        </w:rPr>
-      </w:pPr>
-    </w:p>
-    <w:p>
-      <w:pPr>
-        <w:rPr>
-          <w:lang w:val="en-US"/>
-        </w:rPr>
-      </w:pPr>
-    </w:p>
-    <w:p>
-      <w:pPr>
-        <w:rPr>
-          <w:lang w:val="en-US"/>
-        </w:rPr>
-      </w:pPr>
-    </w:p>
-    <w:p>
-      <w:pPr>
-        <w:rPr>
-          <w:lang w:val="en-US"/>
-        </w:rPr>
-      </w:pPr>
-    </w:p>
-    <w:p>
-      <w:pPr>
-        <w:rPr>
-          <w:lang w:val="en-US"/>
-        </w:rPr>
-      </w:pPr>
-    </w:p>
-    <w:p>
-      <w:pPr>
-        <w:rPr>
-          <w:lang w:val="en-US"/>
-        </w:rPr>
-      </w:pPr>
-    </w:p>
-    <w:p>
-      <w:pPr>
-        <w:rPr>
-          <w:lang w:val="en-US"/>
-        </w:rPr>
-      </w:pPr>
-    </w:p>
+      <w:r>
+        <w:rPr>
+          <w:b/>
+          <w:bCs/>
+        </w:rPr>
+        <w:t xml:space="preserve">Μην ξεχάσεις να αναφέρεις από που να βρούνε τα </w:t>
+      </w:r>
+      <w:proofErr w:type="spellStart"/>
+      <w:r>
+        <w:rPr>
+          <w:b/>
+          <w:bCs/>
+        </w:rPr>
+        <w:t>hand_landmarker.task</w:t>
+      </w:r>
+      <w:proofErr w:type="spellEnd"/>
+      <w:r>
+        <w:rPr>
+          <w:b/>
+          <w:bCs/>
+        </w:rPr>
+        <w:t xml:space="preserve"> και </w:t>
+      </w:r>
+      <w:proofErr w:type="spellStart"/>
+      <w:r>
+        <w:rPr>
+          <w:b/>
+          <w:bCs/>
+        </w:rPr>
+        <w:t>MANO_LEFT.pkl</w:t>
+      </w:r>
+      <w:proofErr w:type="spellEnd"/>
+      <w:r>
+        <w:rPr>
+          <w:b/>
+          <w:bCs/>
+        </w:rPr>
+        <w:t>, μαζί με ότι άλλο προκύψει!</w:t>
+      </w:r>
+    </w:p>
+    <w:p/>
+    <w:p/>
+    <w:p/>
+    <w:p/>
+    <w:p/>
+    <w:p/>
+    <w:p/>
+    <w:p/>
+    <w:p/>
+    <w:p/>
+    <w:p/>
+    <w:p/>
+    <w:p/>
+    <w:p/>
+    <w:p/>
+    <w:p/>
+    <w:p/>
+    <w:p/>
+    <w:p/>
+    <w:p/>
+    <w:p/>
+    <w:p/>
+    <w:p/>
+    <w:p/>
+    <w:p/>
+    <w:p/>
+    <w:p/>
+    <w:p/>
+    <w:p/>
+    <w:p/>
+    <w:p/>
+    <w:p/>
+    <w:p/>
+    <w:p/>
+    <w:p/>
+    <w:p/>
+    <w:p/>
+    <w:p/>
+    <w:p/>
+    <w:p/>
+    <w:p/>
+    <w:p/>
+    <w:p/>
+    <w:p/>
+    <w:p/>
+    <w:p/>
+    <w:p/>
+    <w:p/>
+    <w:p/>
+    <w:p/>
+    <w:p/>
+    <w:p/>
+    <w:p/>
+    <w:p/>
+    <w:p/>
+    <w:p/>
+    <w:p/>
     <w:sectPr>
       <w:footerReference w:type="default" r:id="rId7"/>
       <w:pgSz w:w="11906" w:h="16838"/>
@@ -1515,6 +1301,7 @@
   <w:style w:type="character" w:default="1" w:styleId="DefaultParagraphFont">
     <w:name w:val="Default Paragraph Font"/>
     <w:uiPriority w:val="1"/>
+    <w:semiHidden/>
     <w:unhideWhenUsed/>
   </w:style>
   <w:style w:type="table" w:default="1" w:styleId="TableNormal">

--- a/DRAFT/IDEAS.docx
+++ b/DRAFT/IDEAS.docx
@@ -517,25 +517,231 @@
         </w:rPr>
         <w:t>, μαζί με ότι άλλο προκύψει!</w:t>
       </w:r>
-    </w:p>
-    <w:p/>
-    <w:p/>
-    <w:p/>
-    <w:p/>
-    <w:p/>
-    <w:p/>
-    <w:p/>
-    <w:p/>
-    <w:p/>
-    <w:p/>
-    <w:p/>
-    <w:p/>
-    <w:p/>
-    <w:p/>
-    <w:p/>
-    <w:p/>
-    <w:p/>
-    <w:p/>
+      <w:r>
+        <w:rPr>
+          <w:b/>
+          <w:bCs/>
+        </w:rPr>
+        <w:t xml:space="preserve"> - </w:t>
+      </w:r>
+      <w:r>
+        <w:rPr>
+          <w:b/>
+          <w:bCs/>
+          <w:lang w:val="en-US"/>
+        </w:rPr>
+        <w:t>DONE</w:t>
+      </w:r>
+    </w:p>
+    <w:p/>
+    <w:p/>
+    <w:p/>
+    <w:p/>
+    <w:p/>
+    <w:p/>
+    <w:p/>
+    <w:p/>
+    <w:p/>
+    <w:p/>
+    <w:p>
+      <w:pPr>
+        <w:pStyle w:val="Heading1"/>
+        <w:rPr>
+          <w:lang w:val="en-US"/>
+        </w:rPr>
+      </w:pPr>
+      <w:r>
+        <w:rPr>
+          <w:lang w:val="en-US"/>
+        </w:rPr>
+        <w:lastRenderedPageBreak/>
+        <w:t>MANO in detail</w:t>
+      </w:r>
+    </w:p>
+    <w:p>
+      <w:pPr>
+        <w:rPr>
+          <w:lang w:val="en-US"/>
+        </w:rPr>
+      </w:pPr>
+    </w:p>
+    <w:p>
+      <w:pPr>
+        <w:jc w:val="center"/>
+        <w:rPr>
+          <w:lang w:val="en-US"/>
+        </w:rPr>
+      </w:pPr>
+      <w:r>
+        <w:rPr>
+          <w:lang w:val="en-US"/>
+        </w:rPr>
+        <w:drawing>
+          <wp:inline distT="0" distB="0" distL="0" distR="0" wp14:anchorId="266EB7D6" wp14:editId="546514E1">
+            <wp:extent cx="5115600" cy="2350800"/>
+            <wp:effectExtent l="0" t="0" r="8890" b="0"/>
+            <wp:docPr id="518922766" name="Picture 1" descr="A screenshot of a computer&#10;&#10;AI-generated content may be incorrect."/>
+            <wp:cNvGraphicFramePr>
+              <a:graphicFrameLocks xmlns:a="http://schemas.openxmlformats.org/drawingml/2006/main" noChangeAspect="1"/>
+            </wp:cNvGraphicFramePr>
+            <a:graphic xmlns:a="http://schemas.openxmlformats.org/drawingml/2006/main">
+              <a:graphicData uri="http://schemas.openxmlformats.org/drawingml/2006/picture">
+                <pic:pic xmlns:pic="http://schemas.openxmlformats.org/drawingml/2006/picture">
+                  <pic:nvPicPr>
+                    <pic:cNvPr id="518922766" name="Picture 1" descr="A screenshot of a computer&#10;&#10;AI-generated content may be incorrect."/>
+                    <pic:cNvPicPr/>
+                  </pic:nvPicPr>
+                  <pic:blipFill>
+                    <a:blip r:embed="rId7"/>
+                    <a:stretch>
+                      <a:fillRect/>
+                    </a:stretch>
+                  </pic:blipFill>
+                  <pic:spPr>
+                    <a:xfrm>
+                      <a:off x="0" y="0"/>
+                      <a:ext cx="5115600" cy="2350800"/>
+                    </a:xfrm>
+                    <a:prstGeom prst="rect">
+                      <a:avLst/>
+                    </a:prstGeom>
+                  </pic:spPr>
+                </pic:pic>
+              </a:graphicData>
+            </a:graphic>
+          </wp:inline>
+        </w:drawing>
+      </w:r>
+    </w:p>
+    <w:p/>
+    <w:p>
+      <w:pPr>
+        <w:jc w:val="center"/>
+      </w:pPr>
+      <w:r>
+        <w:drawing>
+          <wp:inline distT="0" distB="0" distL="0" distR="0" wp14:anchorId="0D8507E0" wp14:editId="7992706B">
+            <wp:extent cx="5126400" cy="2257200"/>
+            <wp:effectExtent l="0" t="0" r="0" b="0"/>
+            <wp:docPr id="355570474" name="Picture 1" descr="A black screen with white text&#10;&#10;AI-generated content may be incorrect."/>
+            <wp:cNvGraphicFramePr>
+              <a:graphicFrameLocks xmlns:a="http://schemas.openxmlformats.org/drawingml/2006/main" noChangeAspect="1"/>
+            </wp:cNvGraphicFramePr>
+            <a:graphic xmlns:a="http://schemas.openxmlformats.org/drawingml/2006/main">
+              <a:graphicData uri="http://schemas.openxmlformats.org/drawingml/2006/picture">
+                <pic:pic xmlns:pic="http://schemas.openxmlformats.org/drawingml/2006/picture">
+                  <pic:nvPicPr>
+                    <pic:cNvPr id="355570474" name="Picture 1" descr="A black screen with white text&#10;&#10;AI-generated content may be incorrect."/>
+                    <pic:cNvPicPr/>
+                  </pic:nvPicPr>
+                  <pic:blipFill>
+                    <a:blip r:embed="rId8"/>
+                    <a:stretch>
+                      <a:fillRect/>
+                    </a:stretch>
+                  </pic:blipFill>
+                  <pic:spPr>
+                    <a:xfrm>
+                      <a:off x="0" y="0"/>
+                      <a:ext cx="5126400" cy="2257200"/>
+                    </a:xfrm>
+                    <a:prstGeom prst="rect">
+                      <a:avLst/>
+                    </a:prstGeom>
+                  </pic:spPr>
+                </pic:pic>
+              </a:graphicData>
+            </a:graphic>
+          </wp:inline>
+        </w:drawing>
+      </w:r>
+    </w:p>
+    <w:p/>
+    <w:p>
+      <w:pPr>
+        <w:jc w:val="center"/>
+      </w:pPr>
+      <w:r>
+        <w:drawing>
+          <wp:inline distT="0" distB="0" distL="0" distR="0" wp14:anchorId="631C17C6" wp14:editId="08CC41D3">
+            <wp:extent cx="5108400" cy="1360800"/>
+            <wp:effectExtent l="0" t="0" r="0" b="0"/>
+            <wp:docPr id="1230437677" name="Picture 1" descr="A black background with white text&#10;&#10;AI-generated content may be incorrect."/>
+            <wp:cNvGraphicFramePr>
+              <a:graphicFrameLocks xmlns:a="http://schemas.openxmlformats.org/drawingml/2006/main" noChangeAspect="1"/>
+            </wp:cNvGraphicFramePr>
+            <a:graphic xmlns:a="http://schemas.openxmlformats.org/drawingml/2006/main">
+              <a:graphicData uri="http://schemas.openxmlformats.org/drawingml/2006/picture">
+                <pic:pic xmlns:pic="http://schemas.openxmlformats.org/drawingml/2006/picture">
+                  <pic:nvPicPr>
+                    <pic:cNvPr id="1230437677" name="Picture 1" descr="A black background with white text&#10;&#10;AI-generated content may be incorrect."/>
+                    <pic:cNvPicPr/>
+                  </pic:nvPicPr>
+                  <pic:blipFill>
+                    <a:blip r:embed="rId9"/>
+                    <a:stretch>
+                      <a:fillRect/>
+                    </a:stretch>
+                  </pic:blipFill>
+                  <pic:spPr>
+                    <a:xfrm>
+                      <a:off x="0" y="0"/>
+                      <a:ext cx="5108400" cy="1360800"/>
+                    </a:xfrm>
+                    <a:prstGeom prst="rect">
+                      <a:avLst/>
+                    </a:prstGeom>
+                  </pic:spPr>
+                </pic:pic>
+              </a:graphicData>
+            </a:graphic>
+          </wp:inline>
+        </w:drawing>
+      </w:r>
+    </w:p>
+    <w:p/>
+    <w:p>
+      <w:pPr>
+        <w:jc w:val="center"/>
+      </w:pPr>
+      <w:r>
+        <w:drawing>
+          <wp:inline distT="0" distB="0" distL="0" distR="0" wp14:anchorId="664B198C" wp14:editId="5761EDD5">
+            <wp:extent cx="5133600" cy="2152800"/>
+            <wp:effectExtent l="0" t="0" r="0" b="0"/>
+            <wp:docPr id="487823365" name="Picture 1" descr="A black screen with white text&#10;&#10;AI-generated content may be incorrect."/>
+            <wp:cNvGraphicFramePr>
+              <a:graphicFrameLocks xmlns:a="http://schemas.openxmlformats.org/drawingml/2006/main" noChangeAspect="1"/>
+            </wp:cNvGraphicFramePr>
+            <a:graphic xmlns:a="http://schemas.openxmlformats.org/drawingml/2006/main">
+              <a:graphicData uri="http://schemas.openxmlformats.org/drawingml/2006/picture">
+                <pic:pic xmlns:pic="http://schemas.openxmlformats.org/drawingml/2006/picture">
+                  <pic:nvPicPr>
+                    <pic:cNvPr id="487823365" name="Picture 1" descr="A black screen with white text&#10;&#10;AI-generated content may be incorrect."/>
+                    <pic:cNvPicPr/>
+                  </pic:nvPicPr>
+                  <pic:blipFill>
+                    <a:blip r:embed="rId10"/>
+                    <a:stretch>
+                      <a:fillRect/>
+                    </a:stretch>
+                  </pic:blipFill>
+                  <pic:spPr>
+                    <a:xfrm>
+                      <a:off x="0" y="0"/>
+                      <a:ext cx="5133600" cy="2152800"/>
+                    </a:xfrm>
+                    <a:prstGeom prst="rect">
+                      <a:avLst/>
+                    </a:prstGeom>
+                  </pic:spPr>
+                </pic:pic>
+              </a:graphicData>
+            </a:graphic>
+          </wp:inline>
+        </w:drawing>
+      </w:r>
+    </w:p>
     <w:p/>
     <w:p/>
     <w:p/>
@@ -576,7 +782,7 @@
     <w:p/>
     <w:p/>
     <w:sectPr>
-      <w:footerReference w:type="default" r:id="rId7"/>
+      <w:footerReference w:type="default" r:id="rId11"/>
       <w:pgSz w:w="11906" w:h="16838"/>
       <w:pgMar w:top="720" w:right="720" w:bottom="720" w:left="720" w:header="708" w:footer="708" w:gutter="0"/>
       <w:cols w:space="708"/>

--- a/DRAFT/IDEAS.docx
+++ b/DRAFT/IDEAS.docx
@@ -574,6 +574,7 @@
       </w:pPr>
       <w:r>
         <w:rPr>
+          <w:noProof/>
           <w:lang w:val="en-US"/>
         </w:rPr>
         <w:drawing>
@@ -619,6 +620,9 @@
         <w:jc w:val="center"/>
       </w:pPr>
       <w:r>
+        <w:rPr>
+          <w:noProof/>
+        </w:rPr>
         <w:drawing>
           <wp:inline distT="0" distB="0" distL="0" distR="0" wp14:anchorId="0D8507E0" wp14:editId="7992706B">
             <wp:extent cx="5126400" cy="2257200"/>
@@ -662,6 +666,9 @@
         <w:jc w:val="center"/>
       </w:pPr>
       <w:r>
+        <w:rPr>
+          <w:noProof/>
+        </w:rPr>
         <w:drawing>
           <wp:inline distT="0" distB="0" distL="0" distR="0" wp14:anchorId="631C17C6" wp14:editId="08CC41D3">
             <wp:extent cx="5108400" cy="1360800"/>
@@ -705,6 +712,9 @@
         <w:jc w:val="center"/>
       </w:pPr>
       <w:r>
+        <w:rPr>
+          <w:noProof/>
+        </w:rPr>
         <w:drawing>
           <wp:inline distT="0" distB="0" distL="0" distR="0" wp14:anchorId="664B198C" wp14:editId="5761EDD5">
             <wp:extent cx="5133600" cy="2152800"/>
@@ -744,8 +754,180 @@
     </w:p>
     <w:p/>
     <w:p/>
-    <w:p/>
-    <w:p/>
+    <w:p>
+      <w:r>
+        <w:lastRenderedPageBreak/>
+        <w:t xml:space="preserve">Λοιπόν, μετά το </w:t>
+      </w:r>
+      <w:r>
+        <w:rPr>
+          <w:lang w:val="en-US"/>
+        </w:rPr>
+        <w:t>paper</w:t>
+      </w:r>
+      <w:r>
+        <w:t xml:space="preserve"> </w:t>
+      </w:r>
+      <w:r>
+        <w:t>2003.09572</w:t>
+      </w:r>
+      <w:r>
+        <w:rPr>
+          <w:lang w:val="en-US"/>
+        </w:rPr>
+        <w:t>v</w:t>
+      </w:r>
+      <w:r>
+        <w:t>3.</w:t>
+      </w:r>
+      <w:r>
+        <w:rPr>
+          <w:lang w:val="en-US"/>
+        </w:rPr>
+        <w:t>pdf</w:t>
+      </w:r>
+      <w:r>
+        <w:t xml:space="preserve"> ξέρω ότι η λύση του προβλήματός μου χωρίζεται σε 2 τμήματα. Αυτά είναι το </w:t>
+      </w:r>
+      <w:r>
+        <w:rPr>
+          <w:lang w:val="en-US"/>
+        </w:rPr>
+        <w:t>DetNet</w:t>
+      </w:r>
+      <w:r>
+        <w:t xml:space="preserve">, δηλαδή το </w:t>
+      </w:r>
+      <w:r>
+        <w:rPr>
+          <w:lang w:val="en-US"/>
+        </w:rPr>
+        <w:t>MediaPipe</w:t>
+      </w:r>
+      <w:r>
+        <w:t xml:space="preserve"> </w:t>
+      </w:r>
+      <w:r>
+        <w:t xml:space="preserve">της </w:t>
+      </w:r>
+      <w:r>
+        <w:rPr>
+          <w:lang w:val="en-US"/>
+        </w:rPr>
+        <w:t>Google</w:t>
+      </w:r>
+      <w:r>
+        <w:t xml:space="preserve"> (κομπλέ)</w:t>
+      </w:r>
+      <w:r>
+        <w:t xml:space="preserve">, και το </w:t>
+      </w:r>
+      <w:r>
+        <w:rPr>
+          <w:lang w:val="en-US"/>
+        </w:rPr>
+        <w:t>IKNet</w:t>
+      </w:r>
+      <w:r>
+        <w:t xml:space="preserve"> </w:t>
+      </w:r>
+      <w:r>
+        <w:t xml:space="preserve">για την επίλυση των </w:t>
+      </w:r>
+      <w:r>
+        <w:rPr>
+          <w:lang w:val="en-US"/>
+        </w:rPr>
+        <w:t>Inverse</w:t>
+      </w:r>
+      <w:r>
+        <w:t xml:space="preserve"> </w:t>
+      </w:r>
+      <w:r>
+        <w:rPr>
+          <w:lang w:val="en-US"/>
+        </w:rPr>
+        <w:t>Kinematics</w:t>
+      </w:r>
+      <w:r>
+        <w:t xml:space="preserve"> (αυτό μου λείπει)</w:t>
+      </w:r>
+      <w:r>
+        <w:t xml:space="preserve">. Οπότε, πρέπει κάπως να φτιάξω το </w:t>
+      </w:r>
+      <w:r>
+        <w:rPr>
+          <w:lang w:val="en-US"/>
+        </w:rPr>
+        <w:t>adaptor</w:t>
+      </w:r>
+      <w:r>
+        <w:t xml:space="preserve"> </w:t>
+      </w:r>
+      <w:r>
+        <w:t xml:space="preserve">μεταξύ της εξόδου του </w:t>
+      </w:r>
+      <w:r>
+        <w:rPr>
+          <w:lang w:val="en-US"/>
+        </w:rPr>
+        <w:t>MediaPipe</w:t>
+      </w:r>
+      <w:r>
+        <w:t xml:space="preserve"> </w:t>
+      </w:r>
+      <w:r>
+        <w:t xml:space="preserve">και της μετάφρασης σε </w:t>
+      </w:r>
+      <w:r>
+        <w:t>3</w:t>
+      </w:r>
+      <w:r>
+        <w:rPr>
+          <w:lang w:val="en-US"/>
+        </w:rPr>
+        <w:t>D</w:t>
+      </w:r>
+      <w:r>
+        <w:t xml:space="preserve"> </w:t>
+      </w:r>
+      <w:r>
+        <w:rPr>
+          <w:lang w:val="en-US"/>
+        </w:rPr>
+        <w:t>obj</w:t>
+      </w:r>
+      <w:r>
+        <w:t xml:space="preserve"> </w:t>
+      </w:r>
+      <w:r>
+        <w:t xml:space="preserve">του </w:t>
+      </w:r>
+      <w:r>
+        <w:rPr>
+          <w:lang w:val="en-US"/>
+        </w:rPr>
+        <w:t>MANO</w:t>
+      </w:r>
+      <w:r>
+        <w:t>…</w:t>
+      </w:r>
+    </w:p>
+    <w:p>
+      <w:pPr>
+        <w:rPr>
+          <w:lang w:val="en-US"/>
+        </w:rPr>
+      </w:pPr>
+    </w:p>
+    <w:p>
+      <w:r>
+        <w:rPr>
+          <w:lang w:val="en-US"/>
+        </w:rPr>
+        <w:t>Delta map?</w:t>
+      </w:r>
+    </w:p>
     <w:p/>
     <w:p/>
     <w:p/>

--- a/DRAFT/IDEAS.docx
+++ b/DRAFT/IDEAS.docx
@@ -766,37 +766,103 @@
         <w:t>paper</w:t>
       </w:r>
       <w:r>
+        <w:t xml:space="preserve"> 2003.09572</w:t>
+      </w:r>
+      <w:r>
+        <w:rPr>
+          <w:lang w:val="en-US"/>
+        </w:rPr>
+        <w:t>v</w:t>
+      </w:r>
+      <w:r>
+        <w:t>3.</w:t>
+      </w:r>
+      <w:r>
+        <w:rPr>
+          <w:lang w:val="en-US"/>
+        </w:rPr>
+        <w:t>pdf</w:t>
+      </w:r>
+      <w:r>
+        <w:t xml:space="preserve"> ξέρω ότι η λύση του προβλήματός μου χωρίζεται σε 2 τμήματα. Αυτά είναι το </w:t>
+      </w:r>
+      <w:r>
+        <w:rPr>
+          <w:lang w:val="en-US"/>
+        </w:rPr>
+        <w:t>DetNet</w:t>
+      </w:r>
+      <w:r>
+        <w:t xml:space="preserve">, δηλαδή το </w:t>
+      </w:r>
+      <w:r>
+        <w:rPr>
+          <w:lang w:val="en-US"/>
+        </w:rPr>
+        <w:t>MediaPipe</w:t>
+      </w:r>
+      <w:r>
         <w:t xml:space="preserve"> </w:t>
       </w:r>
       <w:r>
-        <w:t>2003.09572</w:t>
-      </w:r>
-      <w:r>
-        <w:rPr>
-          <w:lang w:val="en-US"/>
-        </w:rPr>
-        <w:t>v</w:t>
-      </w:r>
-      <w:r>
-        <w:t>3.</w:t>
-      </w:r>
-      <w:r>
-        <w:rPr>
-          <w:lang w:val="en-US"/>
-        </w:rPr>
-        <w:t>pdf</w:t>
-      </w:r>
-      <w:r>
-        <w:t xml:space="preserve"> ξέρω ότι η λύση του προβλήματός μου χωρίζεται σε 2 τμήματα. Αυτά είναι το </w:t>
-      </w:r>
-      <w:r>
-        <w:rPr>
-          <w:lang w:val="en-US"/>
-        </w:rPr>
-        <w:t>DetNet</w:t>
-      </w:r>
-      <w:r>
-        <w:t xml:space="preserve">, δηλαδή το </w:t>
+        <w:t xml:space="preserve">της </w:t>
+      </w:r>
+      <w:r>
+        <w:rPr>
+          <w:lang w:val="en-US"/>
+        </w:rPr>
+        <w:t>Google</w:t>
+      </w:r>
+      <w:r>
+        <w:t xml:space="preserve"> (κομπλέ)</w:t>
+      </w:r>
+      <w:r>
+        <w:t xml:space="preserve">, και το </w:t>
+      </w:r>
+      <w:r>
+        <w:rPr>
+          <w:lang w:val="en-US"/>
+        </w:rPr>
+        <w:t>IKNet</w:t>
+      </w:r>
+      <w:r>
+        <w:t xml:space="preserve"> </w:t>
+      </w:r>
+      <w:r>
+        <w:t xml:space="preserve">για την επίλυση των </w:t>
+      </w:r>
+      <w:r>
+        <w:rPr>
+          <w:lang w:val="en-US"/>
+        </w:rPr>
+        <w:t>Inverse</w:t>
+      </w:r>
+      <w:r>
+        <w:t xml:space="preserve"> </w:t>
+      </w:r>
+      <w:r>
+        <w:rPr>
+          <w:lang w:val="en-US"/>
+        </w:rPr>
+        <w:t>Kinematics</w:t>
+      </w:r>
+      <w:r>
+        <w:t xml:space="preserve"> (αυτό μου λείπει)</w:t>
+      </w:r>
+      <w:r>
+        <w:t xml:space="preserve">. Οπότε, πρέπει κάπως να φτιάξω το </w:t>
+      </w:r>
+      <w:r>
+        <w:rPr>
+          <w:lang w:val="en-US"/>
+        </w:rPr>
+        <w:t>adaptor</w:t>
+      </w:r>
+      <w:r>
+        <w:t xml:space="preserve"> </w:t>
+      </w:r>
+      <w:r>
+        <w:t xml:space="preserve">μεταξύ της εξόδου του </w:t>
       </w:r>
       <w:r>
         <w:rPr>
@@ -808,137 +874,115 @@
         <w:t xml:space="preserve"> </w:t>
       </w:r>
       <w:r>
-        <w:t xml:space="preserve">της </w:t>
-      </w:r>
-      <w:r>
-        <w:rPr>
-          <w:lang w:val="en-US"/>
-        </w:rPr>
-        <w:t>Google</w:t>
-      </w:r>
-      <w:r>
-        <w:t xml:space="preserve"> (κομπλέ)</w:t>
-      </w:r>
-      <w:r>
-        <w:t xml:space="preserve">, και το </w:t>
-      </w:r>
-      <w:r>
-        <w:rPr>
-          <w:lang w:val="en-US"/>
-        </w:rPr>
-        <w:t>IKNet</w:t>
+        <w:t xml:space="preserve">και της μετάφρασης σε </w:t>
+      </w:r>
+      <w:r>
+        <w:t>3</w:t>
+      </w:r>
+      <w:r>
+        <w:rPr>
+          <w:lang w:val="en-US"/>
+        </w:rPr>
+        <w:t>D</w:t>
       </w:r>
       <w:r>
         <w:t xml:space="preserve"> </w:t>
       </w:r>
       <w:r>
-        <w:t xml:space="preserve">για την επίλυση των </w:t>
-      </w:r>
-      <w:r>
-        <w:rPr>
-          <w:lang w:val="en-US"/>
-        </w:rPr>
-        <w:t>Inverse</w:t>
+        <w:rPr>
+          <w:lang w:val="en-US"/>
+        </w:rPr>
+        <w:t>obj</w:t>
       </w:r>
       <w:r>
         <w:t xml:space="preserve"> </w:t>
       </w:r>
       <w:r>
-        <w:rPr>
-          <w:lang w:val="en-US"/>
-        </w:rPr>
-        <w:t>Kinematics</w:t>
-      </w:r>
-      <w:r>
-        <w:t xml:space="preserve"> (αυτό μου λείπει)</w:t>
-      </w:r>
-      <w:r>
-        <w:t xml:space="preserve">. Οπότε, πρέπει κάπως να φτιάξω το </w:t>
-      </w:r>
-      <w:r>
-        <w:rPr>
-          <w:lang w:val="en-US"/>
-        </w:rPr>
-        <w:t>adaptor</w:t>
+        <w:t xml:space="preserve">του </w:t>
+      </w:r>
+      <w:r>
+        <w:rPr>
+          <w:lang w:val="en-US"/>
+        </w:rPr>
+        <w:t>MANO</w:t>
+      </w:r>
+      <w:r>
+        <w:t>…</w:t>
+      </w:r>
+    </w:p>
+    <w:p/>
+    <w:p>
+      <w:r>
+        <w:rPr>
+          <w:lang w:val="en-US"/>
+        </w:rPr>
+        <w:t>Delta</w:t>
       </w:r>
       <w:r>
         <w:t xml:space="preserve"> </w:t>
       </w:r>
       <w:r>
-        <w:t xml:space="preserve">μεταξύ της εξόδου του </w:t>
-      </w:r>
-      <w:r>
-        <w:rPr>
-          <w:lang w:val="en-US"/>
-        </w:rPr>
-        <w:t>MediaPipe</w:t>
-      </w:r>
-      <w:r>
+        <w:rPr>
+          <w:lang w:val="en-US"/>
+        </w:rPr>
+        <w:t>map</w:t>
+      </w:r>
+      <w:r>
+        <w:t>?</w:t>
+      </w:r>
+      <w:r>
+        <w:rPr>
+          <w:lang w:val="en-US"/>
+        </w:rPr>
         <w:t xml:space="preserve"> </w:t>
       </w:r>
       <w:r>
-        <w:t xml:space="preserve">και της μετάφρασης σε </w:t>
-      </w:r>
-      <w:r>
-        <w:t>3</w:t>
-      </w:r>
-      <w:r>
-        <w:rPr>
-          <w:lang w:val="en-US"/>
-        </w:rPr>
-        <w:t>D</w:t>
+        <w:t>- Άκυρο</w:t>
+      </w:r>
+    </w:p>
+    <w:p>
+      <w:pPr>
+        <w:pBdr>
+          <w:bottom w:val="dotted" w:sz="24" w:space="1" w:color="auto"/>
+        </w:pBdr>
+      </w:pPr>
+    </w:p>
+    <w:p/>
+    <w:p>
+      <w:r>
+        <w:t xml:space="preserve">Τελικά, όλα λύθηκαν με την τεχνική </w:t>
+      </w:r>
+      <w:r>
+        <w:t>Adaptive Inverse Kinematics (AIK)</w:t>
+      </w:r>
+      <w:r>
+        <w:t>!</w:t>
       </w:r>
       <w:r>
         <w:t xml:space="preserve"> </w:t>
       </w:r>
       <w:r>
-        <w:rPr>
-          <w:lang w:val="en-US"/>
-        </w:rPr>
-        <w:t>obj</w:t>
-      </w:r>
-      <w:r>
-        <w:t xml:space="preserve"> </w:t>
-      </w:r>
-      <w:r>
-        <w:t xml:space="preserve">του </w:t>
-      </w:r>
-      <w:r>
-        <w:rPr>
-          <w:lang w:val="en-US"/>
-        </w:rPr>
-        <w:t>MANO</w:t>
-      </w:r>
-      <w:r>
-        <w:t>…</w:t>
-      </w:r>
-    </w:p>
-    <w:p>
-      <w:pPr>
-        <w:rPr>
-          <w:lang w:val="en-US"/>
-        </w:rPr>
-      </w:pPr>
-    </w:p>
-    <w:p>
-      <w:r>
-        <w:rPr>
-          <w:lang w:val="en-US"/>
-        </w:rPr>
-        <w:t>Delta map?</w:t>
-      </w:r>
-    </w:p>
-    <w:p/>
-    <w:p/>
-    <w:p/>
-    <w:p/>
-    <w:p/>
-    <w:p/>
-    <w:p/>
-    <w:p/>
-    <w:p/>
-    <w:p/>
-    <w:p/>
+        <w:t xml:space="preserve">Επιτέλους έχω τα </w:t>
+      </w:r>
+      <w:r>
+        <w:rPr>
+          <w:lang w:val="en-US"/>
+        </w:rPr>
+        <w:t xml:space="preserve">mediapipe landmarks </w:t>
+      </w:r>
+      <w:r>
+        <w:t xml:space="preserve">σε </w:t>
+      </w:r>
+      <w:r>
+        <w:rPr>
+          <w:lang w:val="en-US"/>
+        </w:rPr>
+        <w:t xml:space="preserve">MANO </w:t>
+      </w:r>
+      <w:r>
+        <w:t>απεικόνιση.</w:t>
+      </w:r>
+    </w:p>
     <w:p/>
     <w:p/>
     <w:p/>

--- a/DRAFT/IDEAS.docx
+++ b/DRAFT/IDEAS.docx
@@ -931,9 +931,6 @@
         <w:t>?</w:t>
       </w:r>
       <w:r>
-        <w:rPr>
-          <w:lang w:val="en-US"/>
-        </w:rPr>
         <w:t xml:space="preserve"> </w:t>
       </w:r>
       <w:r>
@@ -968,7 +965,19 @@
         <w:rPr>
           <w:lang w:val="en-US"/>
         </w:rPr>
-        <w:t xml:space="preserve">mediapipe landmarks </w:t>
+        <w:t>mediapipe</w:t>
+      </w:r>
+      <w:r>
+        <w:t xml:space="preserve"> </w:t>
+      </w:r>
+      <w:r>
+        <w:rPr>
+          <w:lang w:val="en-US"/>
+        </w:rPr>
+        <w:t>landmarks</w:t>
+      </w:r>
+      <w:r>
+        <w:t xml:space="preserve"> </w:t>
       </w:r>
       <w:r>
         <w:t xml:space="preserve">σε </w:t>
@@ -977,36 +986,241 @@
         <w:rPr>
           <w:lang w:val="en-US"/>
         </w:rPr>
-        <w:t xml:space="preserve">MANO </w:t>
+        <w:t>MANO</w:t>
+      </w:r>
+      <w:r>
+        <w:t xml:space="preserve"> </w:t>
       </w:r>
       <w:r>
         <w:t>απεικόνιση.</w:t>
       </w:r>
     </w:p>
     <w:p/>
-    <w:p/>
-    <w:p/>
-    <w:p/>
-    <w:p/>
-    <w:p/>
-    <w:p/>
-    <w:p/>
-    <w:p/>
-    <w:p/>
-    <w:p/>
-    <w:p/>
-    <w:p/>
-    <w:p/>
-    <w:p/>
-    <w:p/>
-    <w:p/>
-    <w:p/>
-    <w:p/>
-    <w:p/>
-    <w:p/>
-    <w:p/>
-    <w:p/>
-    <w:p/>
+    <w:p>
+      <w:r>
+        <w:rPr>
+          <w:b/>
+          <w:bCs/>
+          <w:u w:val="single"/>
+        </w:rPr>
+        <w:t>Σημαντικό</w:t>
+      </w:r>
+      <w:r>
+        <w:t xml:space="preserve">: Όταν η κάμερα γίνεται </w:t>
+      </w:r>
+      <w:r>
+        <w:rPr>
+          <w:lang w:val="en-US"/>
+        </w:rPr>
+        <w:t>flip</w:t>
+      </w:r>
+      <w:r>
+        <w:t xml:space="preserve"> (</w:t>
+      </w:r>
+      <w:r>
+        <w:rPr>
+          <w:lang w:val="en-US"/>
+        </w:rPr>
+        <w:t>selfie</w:t>
+      </w:r>
+      <w:r>
+        <w:t xml:space="preserve"> </w:t>
+      </w:r>
+      <w:r>
+        <w:rPr>
+          <w:lang w:val="en-US"/>
+        </w:rPr>
+        <w:t>mode</w:t>
+      </w:r>
+      <w:r>
+        <w:t>)</w:t>
+      </w:r>
+      <w:r>
+        <w:t xml:space="preserve">, τότε </w:t>
+      </w:r>
+      <w:r>
+        <w:t xml:space="preserve">πρέπει να λάβεις υπόψιν την χρήση της συνάρτησης </w:t>
+      </w:r>
+      <w:r>
+        <w:rPr>
+          <w:lang w:val="en-US"/>
+        </w:rPr>
+        <w:t>reverse</w:t>
+      </w:r>
+      <w:r>
+        <w:t>_</w:t>
+      </w:r>
+      <w:r>
+        <w:rPr>
+          <w:lang w:val="en-US"/>
+        </w:rPr>
+        <w:t>handedness</w:t>
+      </w:r>
+      <w:r>
+        <w:t>!</w:t>
+      </w:r>
+    </w:p>
+    <w:p/>
+    <w:p/>
+    <w:p/>
+    <w:p/>
+    <w:p/>
+    <w:p/>
+    <w:p/>
+    <w:p/>
+    <w:p/>
+    <w:p/>
+    <w:p/>
+    <w:p/>
+    <w:p/>
+    <w:p/>
+    <w:p/>
+    <w:p/>
+    <w:p/>
+    <w:p/>
+    <w:p/>
+    <w:p/>
+    <w:p/>
+    <w:p>
+      <w:pPr>
+        <w:rPr>
+          <w:lang w:val="en-US"/>
+        </w:rPr>
+      </w:pPr>
+    </w:p>
+    <w:p>
+      <w:pPr>
+        <w:rPr>
+          <w:lang w:val="en-US"/>
+        </w:rPr>
+      </w:pPr>
+    </w:p>
+    <w:p>
+      <w:pPr>
+        <w:rPr>
+          <w:lang w:val="en-US"/>
+        </w:rPr>
+      </w:pPr>
+    </w:p>
+    <w:p>
+      <w:pPr>
+        <w:rPr>
+          <w:lang w:val="en-US"/>
+        </w:rPr>
+      </w:pPr>
+    </w:p>
+    <w:p>
+      <w:pPr>
+        <w:rPr>
+          <w:lang w:val="en-US"/>
+        </w:rPr>
+      </w:pPr>
+    </w:p>
+    <w:p>
+      <w:pPr>
+        <w:rPr>
+          <w:lang w:val="en-US"/>
+        </w:rPr>
+      </w:pPr>
+    </w:p>
+    <w:p>
+      <w:pPr>
+        <w:rPr>
+          <w:lang w:val="en-US"/>
+        </w:rPr>
+      </w:pPr>
+    </w:p>
+    <w:p>
+      <w:pPr>
+        <w:rPr>
+          <w:lang w:val="en-US"/>
+        </w:rPr>
+      </w:pPr>
+    </w:p>
+    <w:p>
+      <w:pPr>
+        <w:rPr>
+          <w:lang w:val="en-US"/>
+        </w:rPr>
+      </w:pPr>
+    </w:p>
+    <w:p>
+      <w:pPr>
+        <w:rPr>
+          <w:lang w:val="en-US"/>
+        </w:rPr>
+      </w:pPr>
+    </w:p>
+    <w:p>
+      <w:pPr>
+        <w:rPr>
+          <w:lang w:val="en-US"/>
+        </w:rPr>
+      </w:pPr>
+    </w:p>
+    <w:p>
+      <w:pPr>
+        <w:rPr>
+          <w:lang w:val="en-US"/>
+        </w:rPr>
+      </w:pPr>
+    </w:p>
+    <w:p>
+      <w:pPr>
+        <w:rPr>
+          <w:lang w:val="en-US"/>
+        </w:rPr>
+      </w:pPr>
+    </w:p>
+    <w:p>
+      <w:pPr>
+        <w:rPr>
+          <w:lang w:val="en-US"/>
+        </w:rPr>
+      </w:pPr>
+    </w:p>
+    <w:p>
+      <w:pPr>
+        <w:rPr>
+          <w:lang w:val="en-US"/>
+        </w:rPr>
+      </w:pPr>
+    </w:p>
+    <w:p>
+      <w:pPr>
+        <w:rPr>
+          <w:lang w:val="en-US"/>
+        </w:rPr>
+      </w:pPr>
+    </w:p>
+    <w:p>
+      <w:pPr>
+        <w:rPr>
+          <w:lang w:val="en-US"/>
+        </w:rPr>
+      </w:pPr>
+    </w:p>
+    <w:p>
+      <w:pPr>
+        <w:rPr>
+          <w:lang w:val="en-US"/>
+        </w:rPr>
+      </w:pPr>
+    </w:p>
+    <w:p>
+      <w:pPr>
+        <w:rPr>
+          <w:lang w:val="en-US"/>
+        </w:rPr>
+      </w:pPr>
+    </w:p>
+    <w:p>
+      <w:pPr>
+        <w:rPr>
+          <w:lang w:val="en-US"/>
+        </w:rPr>
+      </w:pPr>
+    </w:p>
     <w:sectPr>
       <w:footerReference w:type="default" r:id="rId11"/>
       <w:pgSz w:w="11906" w:h="16838"/>
